--- a/Homebrew/Hunting and foraging.docx
+++ b/Homebrew/Hunting and foraging.docx
@@ -2418,16 +2418,10 @@
       </w:r>
     </w:p>
     <w:p>
-      <w:r>
-        <w:br w:type="page"/>
-      </w:r>
-    </w:p>
-    <w:p>
       <w:pPr>
         <w:pStyle w:val="Overskrift1"/>
       </w:pPr>
       <w:r>
-        <w:lastRenderedPageBreak/>
         <w:t>Foraging</w:t>
       </w:r>
     </w:p>
@@ -3787,15 +3781,36 @@
     </w:p>
     <w:p>
       <w:pPr>
-        <w:pStyle w:val="Overskrift2"/>
-      </w:pPr>
-      <w:r>
+        <w:spacing w:after="120" w:line="264" w:lineRule="auto"/>
         <w:rPr>
           <w:rStyle w:val="Overskrift3Tegn"/>
           <w:color w:val="6B911C" w:themeColor="accent1" w:themeShade="BF"/>
           <w:sz w:val="28"/>
           <w:szCs w:val="28"/>
         </w:rPr>
+      </w:pPr>
+      <w:r>
+        <w:rPr>
+          <w:rStyle w:val="Overskrift3Tegn"/>
+          <w:color w:val="6B911C" w:themeColor="accent1" w:themeShade="BF"/>
+          <w:sz w:val="28"/>
+          <w:szCs w:val="28"/>
+        </w:rPr>
+        <w:br w:type="page"/>
+      </w:r>
+    </w:p>
+    <w:p>
+      <w:pPr>
+        <w:pStyle w:val="Overskrift2"/>
+      </w:pPr>
+      <w:r>
+        <w:rPr>
+          <w:rStyle w:val="Overskrift3Tegn"/>
+          <w:color w:val="6B911C" w:themeColor="accent1" w:themeShade="BF"/>
+          <w:sz w:val="28"/>
+          <w:szCs w:val="28"/>
+        </w:rPr>
+        <w:lastRenderedPageBreak/>
         <w:t>Ingredients for potions</w:t>
       </w:r>
       <w:r>
@@ -12174,6 +12189,18 @@
 </file>
 
 <file path=customXml/item1.xml><?xml version="1.0" encoding="utf-8"?>
+<p:properties xmlns:p="http://schemas.microsoft.com/office/2006/metadata/properties" xmlns:xsi="http://www.w3.org/2001/XMLSchema-instance" xmlns:pc="http://schemas.microsoft.com/office/infopath/2007/PartnerControls">
+  <documentManagement>
+    <_activity xmlns="d11e4272-3104-4d00-b6c3-c1b81385e6b8" xsi:nil="true"/>
+  </documentManagement>
+</p:properties>
+</file>
+
+<file path=customXml/item2.xml><?xml version="1.0" encoding="utf-8"?>
+<b:Sources xmlns:b="http://schemas.openxmlformats.org/officeDocument/2006/bibliography" xmlns="http://schemas.openxmlformats.org/officeDocument/2006/bibliography" SelectedStyle="\APASixthEditionOfficeOnline.xsl" StyleName="APA" Version="6"/>
+</file>
+
+<file path=customXml/item3.xml><?xml version="1.0" encoding="utf-8"?>
 <ct:contentTypeSchema xmlns:ct="http://schemas.microsoft.com/office/2006/metadata/contentType" xmlns:ma="http://schemas.microsoft.com/office/2006/metadata/properties/metaAttributes" ct:_="" ma:_="" ma:contentTypeName="Dokument" ma:contentTypeID="0x010100A5AF5AD0C8C88A49B47039F5290224A5" ma:contentTypeVersion="15" ma:contentTypeDescription="Opret et nyt dokument." ma:contentTypeScope="" ma:versionID="479760aebfeec498f5c3b714647cc2cc">
   <xsd:schema xmlns:xsd="http://www.w3.org/2001/XMLSchema" xmlns:xs="http://www.w3.org/2001/XMLSchema" xmlns:p="http://schemas.microsoft.com/office/2006/metadata/properties" xmlns:ns3="d11e4272-3104-4d00-b6c3-c1b81385e6b8" xmlns:ns4="032c339e-f16b-4e17-96b3-60b079176ca3" targetNamespace="http://schemas.microsoft.com/office/2006/metadata/properties" ma:root="true" ma:fieldsID="341728b4c65369545fb1883f6d55fc67" ns3:_="" ns4:_="">
     <xsd:import namespace="d11e4272-3104-4d00-b6c3-c1b81385e6b8"/>
@@ -12406,18 +12433,6 @@
 </ct:contentTypeSchema>
 </file>
 
-<file path=customXml/item2.xml><?xml version="1.0" encoding="utf-8"?>
-<b:Sources xmlns:b="http://schemas.openxmlformats.org/officeDocument/2006/bibliography" xmlns="http://schemas.openxmlformats.org/officeDocument/2006/bibliography" SelectedStyle="\APASixthEditionOfficeOnline.xsl" StyleName="APA" Version="6"/>
-</file>
-
-<file path=customXml/item3.xml><?xml version="1.0" encoding="utf-8"?>
-<p:properties xmlns:p="http://schemas.microsoft.com/office/2006/metadata/properties" xmlns:xsi="http://www.w3.org/2001/XMLSchema-instance" xmlns:pc="http://schemas.microsoft.com/office/infopath/2007/PartnerControls">
-  <documentManagement>
-    <_activity xmlns="d11e4272-3104-4d00-b6c3-c1b81385e6b8" xsi:nil="true"/>
-  </documentManagement>
-</p:properties>
-</file>
-
 <file path=customXml/item4.xml><?xml version="1.0" encoding="utf-8"?>
 <?mso-contentType ?>
 <FormTemplates xmlns="http://schemas.microsoft.com/sharepoint/v3/contenttype/forms">
@@ -12428,6 +12443,24 @@
 </file>
 
 <file path=customXml/itemProps1.xml><?xml version="1.0" encoding="utf-8"?>
+<ds:datastoreItem xmlns:ds="http://schemas.openxmlformats.org/officeDocument/2006/customXml" ds:itemID="{A048AC0C-0E2C-441D-BAFB-9B6C99FA7DC0}">
+  <ds:schemaRefs>
+    <ds:schemaRef ds:uri="http://schemas.microsoft.com/office/2006/metadata/properties"/>
+    <ds:schemaRef ds:uri="http://schemas.microsoft.com/office/infopath/2007/PartnerControls"/>
+    <ds:schemaRef ds:uri="d11e4272-3104-4d00-b6c3-c1b81385e6b8"/>
+  </ds:schemaRefs>
+</ds:datastoreItem>
+</file>
+
+<file path=customXml/itemProps2.xml><?xml version="1.0" encoding="utf-8"?>
+<ds:datastoreItem xmlns:ds="http://schemas.openxmlformats.org/officeDocument/2006/customXml" ds:itemID="{BB046545-5B8B-434C-8EF2-8E9BDC806CAA}">
+  <ds:schemaRefs>
+    <ds:schemaRef ds:uri="http://schemas.openxmlformats.org/officeDocument/2006/bibliography"/>
+  </ds:schemaRefs>
+</ds:datastoreItem>
+</file>
+
+<file path=customXml/itemProps3.xml><?xml version="1.0" encoding="utf-8"?>
 <ds:datastoreItem xmlns:ds="http://schemas.openxmlformats.org/officeDocument/2006/customXml" ds:itemID="{01B83EA6-610E-4709-BDF3-17F421AE846B}">
   <ds:schemaRefs>
     <ds:schemaRef ds:uri="http://schemas.microsoft.com/office/2006/metadata/contentType"/>
@@ -12446,24 +12479,6 @@
 </ds:datastoreItem>
 </file>
 
-<file path=customXml/itemProps2.xml><?xml version="1.0" encoding="utf-8"?>
-<ds:datastoreItem xmlns:ds="http://schemas.openxmlformats.org/officeDocument/2006/customXml" ds:itemID="{BB046545-5B8B-434C-8EF2-8E9BDC806CAA}">
-  <ds:schemaRefs>
-    <ds:schemaRef ds:uri="http://schemas.openxmlformats.org/officeDocument/2006/bibliography"/>
-  </ds:schemaRefs>
-</ds:datastoreItem>
-</file>
-
-<file path=customXml/itemProps3.xml><?xml version="1.0" encoding="utf-8"?>
-<ds:datastoreItem xmlns:ds="http://schemas.openxmlformats.org/officeDocument/2006/customXml" ds:itemID="{A048AC0C-0E2C-441D-BAFB-9B6C99FA7DC0}">
-  <ds:schemaRefs>
-    <ds:schemaRef ds:uri="http://schemas.microsoft.com/office/2006/metadata/properties"/>
-    <ds:schemaRef ds:uri="http://schemas.microsoft.com/office/infopath/2007/PartnerControls"/>
-    <ds:schemaRef ds:uri="d11e4272-3104-4d00-b6c3-c1b81385e6b8"/>
-  </ds:schemaRefs>
-</ds:datastoreItem>
-</file>
-
 <file path=customXml/itemProps4.xml><?xml version="1.0" encoding="utf-8"?>
 <ds:datastoreItem xmlns:ds="http://schemas.openxmlformats.org/officeDocument/2006/customXml" ds:itemID="{DF903DBD-54B6-4373-8778-5482C6DCEC78}">
   <ds:schemaRefs>
